--- a/Адаптивные технологии/7 практическая.docx
+++ b/Адаптивные технологии/7 практическая.docx
@@ -1,6 +1,6 @@
 
 <file path=word/document.xml><?xml version="1.0" encoding="utf-8"?>
-<w:document xmlns:ve="http://schemas.openxmlformats.org/markup-compatibility/2006" xmlns:o="urn:schemas-microsoft-com:office:office" xmlns:r="http://schemas.openxmlformats.org/officeDocument/2006/relationships" xmlns:m="http://schemas.openxmlformats.org/officeDocument/2006/math" xmlns:v="urn:schemas-microsoft-com:vml" xmlns:wp="http://schemas.openxmlformats.org/drawingml/2006/wordprocessingDrawing" xmlns:w10="urn:schemas-microsoft-com:office:word" xmlns:w="http://schemas.openxmlformats.org/wordprocessingml/2006/main" xmlns:wne="http://schemas.microsoft.com/office/word/2006/wordml">
+<w:document xmlns:wpc="http://schemas.microsoft.com/office/word/2010/wordprocessingCanvas" xmlns:mc="http://schemas.openxmlformats.org/markup-compatibility/2006" xmlns:o="urn:schemas-microsoft-com:office:office" xmlns:r="http://schemas.openxmlformats.org/officeDocument/2006/relationships" xmlns:m="http://schemas.openxmlformats.org/officeDocument/2006/math" xmlns:v="urn:schemas-microsoft-com:vml" xmlns:wp14="http://schemas.microsoft.com/office/word/2010/wordprocessingDrawing" xmlns:wp="http://schemas.openxmlformats.org/drawingml/2006/wordprocessingDrawing" xmlns:w10="urn:schemas-microsoft-com:office:word" xmlns:w="http://schemas.openxmlformats.org/wordprocessingml/2006/main" xmlns:w14="http://schemas.microsoft.com/office/word/2010/wordml" xmlns:wpg="http://schemas.microsoft.com/office/word/2010/wordprocessingGroup" xmlns:wpi="http://schemas.microsoft.com/office/word/2010/wordprocessingInk" xmlns:wne="http://schemas.microsoft.com/office/word/2006/wordml" xmlns:wps="http://schemas.microsoft.com/office/word/2010/wordprocessingShape" mc:Ignorable="w14 wp14">
   <w:body>
     <w:tbl>
       <w:tblPr>
@@ -14,7 +14,7 @@
           <w:insideH w:val="none" w:sz="0" w:space="0" w:color="auto"/>
           <w:insideV w:val="none" w:sz="0" w:space="0" w:color="auto"/>
         </w:tblBorders>
-        <w:tblLook w:val="04A0"/>
+        <w:tblLook w:val="04A0" w:firstRow="1" w:lastRow="0" w:firstColumn="1" w:lastColumn="0" w:noHBand="0" w:noVBand="1"/>
       </w:tblPr>
       <w:tblGrid>
         <w:gridCol w:w="2347"/>
@@ -51,10 +51,10 @@
                           </pic:cNvPicPr>
                         </pic:nvPicPr>
                         <pic:blipFill>
-                          <a:blip r:embed="rId5" cstate="print">
+                          <a:blip r:embed="rId6" cstate="print">
                             <a:extLst>
                               <a:ext uri="{28A0092B-C50C-407E-A947-70E740481C1C}">
-                                <a14:useLocalDpi xmlns:a14="http://schemas.microsoft.com/office/drawing/2010/main" xmlns:wps="http://schemas.microsoft.com/office/word/2010/wordprocessingShape" xmlns:wpi="http://schemas.microsoft.com/office/word/2010/wordprocessingInk" xmlns:wpg="http://schemas.microsoft.com/office/word/2010/wordprocessingGroup" xmlns:w14="http://schemas.microsoft.com/office/word/2010/wordml" xmlns:w="http://schemas.openxmlformats.org/wordprocessingml/2006/main" xmlns:w10="urn:schemas-microsoft-com:office:word" xmlns:wp14="http://schemas.microsoft.com/office/word/2010/wordprocessingDrawing" xmlns:v="urn:schemas-microsoft-com:vml" xmlns:o="urn:schemas-microsoft-com:office:office" xmlns:mc="http://schemas.openxmlformats.org/markup-compatibility/2006" xmlns:wpc="http://schemas.microsoft.com/office/word/2010/wordprocessingCanvas" xmlns="" val="0"/>
+                                <a14:useLocalDpi xmlns:a14="http://schemas.microsoft.com/office/drawing/2010/main" val="0"/>
                               </a:ext>
                             </a:extLst>
                           </a:blip>
@@ -251,14 +251,9 @@
       <w:r>
         <w:t>т(</w:t>
       </w:r>
-      <w:proofErr w:type="spellStart"/>
       <w:proofErr w:type="gramEnd"/>
       <w:r>
-        <w:t>ка</w:t>
-      </w:r>
-      <w:proofErr w:type="spellEnd"/>
-      <w:r>
-        <w:t xml:space="preserve">): </w:t>
+        <w:t xml:space="preserve">ка): </w:t>
       </w:r>
       <w:r>
         <w:t>Перепёлкина Анфиса А</w:t>
@@ -314,22 +309,21 @@
     </w:p>
     <w:sdt>
       <w:sdtPr>
+        <w:rPr>
+          <w:rFonts w:eastAsiaTheme="minorHAnsi" w:cstheme="minorBidi"/>
+          <w:b w:val="0"/>
+          <w:bCs w:val="0"/>
+          <w:color w:val="auto"/>
+          <w:sz w:val="28"/>
+          <w:szCs w:val="22"/>
+        </w:rPr>
         <w:id w:val="187565219"/>
         <w:docPartObj>
           <w:docPartGallery w:val="Table of Contents"/>
           <w:docPartUnique/>
         </w:docPartObj>
       </w:sdtPr>
-      <w:sdtEndPr>
-        <w:rPr>
-          <w:rFonts w:eastAsiaTheme="minorHAnsi" w:cstheme="minorBidi"/>
-          <w:b w:val="0"/>
-          <w:bCs w:val="0"/>
-          <w:color w:val="auto"/>
-          <w:sz w:val="28"/>
-          <w:szCs w:val="22"/>
-        </w:rPr>
-      </w:sdtEndPr>
+      <w:sdtEndPr/>
       <w:sdtContent>
         <w:p>
           <w:pPr>
@@ -340,16 +334,31 @@
           </w:r>
         </w:p>
         <w:p>
-          <w:fldSimple w:instr=" TOC \o &quot;1-3&quot; \h \z \u ">
-            <w:r>
-              <w:rPr>
-                <w:b/>
-                <w:bCs/>
-                <w:noProof/>
-              </w:rPr>
-              <w:t>Элементы оглавления не найдены.</w:t>
-            </w:r>
-          </w:fldSimple>
+          <w:r>
+            <w:fldChar w:fldCharType="begin"/>
+          </w:r>
+          <w:r>
+            <w:instrText xml:space="preserve"> TOC \o "1-3" \h \z \u </w:instrText>
+          </w:r>
+          <w:r>
+            <w:fldChar w:fldCharType="separate"/>
+          </w:r>
+          <w:r>
+            <w:rPr>
+              <w:b/>
+              <w:bCs/>
+              <w:noProof/>
+            </w:rPr>
+            <w:t>Элементы оглавления не найдены.</w:t>
+          </w:r>
+          <w:r>
+            <w:rPr>
+              <w:b/>
+              <w:bCs/>
+              <w:noProof/>
+            </w:rPr>
+            <w:fldChar w:fldCharType="end"/>
+          </w:r>
         </w:p>
       </w:sdtContent>
     </w:sdt>
@@ -373,6 +382,47 @@
           <w:lang w:val="en-US"/>
         </w:rPr>
       </w:pPr>
+      <w:r>
+        <w:rPr>
+          <w:noProof/>
+          <w:lang w:eastAsia="ru-RU"/>
+        </w:rPr>
+        <w:drawing>
+          <wp:inline distT="0" distB="0" distL="0" distR="0" wp14:anchorId="58216200" wp14:editId="15FC6ED2">
+            <wp:extent cx="5940425" cy="3880375"/>
+            <wp:effectExtent l="0" t="0" r="0" b="0"/>
+            <wp:docPr id="1" name="Рисунок 1"/>
+            <wp:cNvGraphicFramePr>
+              <a:graphicFrameLocks xmlns:a="http://schemas.openxmlformats.org/drawingml/2006/main" noChangeAspect="1"/>
+            </wp:cNvGraphicFramePr>
+            <a:graphic xmlns:a="http://schemas.openxmlformats.org/drawingml/2006/main">
+              <a:graphicData uri="http://schemas.openxmlformats.org/drawingml/2006/picture">
+                <pic:pic xmlns:pic="http://schemas.openxmlformats.org/drawingml/2006/picture">
+                  <pic:nvPicPr>
+                    <pic:cNvPr id="0" name=""/>
+                    <pic:cNvPicPr/>
+                  </pic:nvPicPr>
+                  <pic:blipFill>
+                    <a:blip r:embed="rId7"/>
+                    <a:stretch>
+                      <a:fillRect/>
+                    </a:stretch>
+                  </pic:blipFill>
+                  <pic:spPr>
+                    <a:xfrm>
+                      <a:off x="0" y="0"/>
+                      <a:ext cx="5940425" cy="3880375"/>
+                    </a:xfrm>
+                    <a:prstGeom prst="rect">
+                      <a:avLst/>
+                    </a:prstGeom>
+                  </pic:spPr>
+                </pic:pic>
+              </a:graphicData>
+            </a:graphic>
+          </wp:inline>
+        </w:drawing>
+      </w:r>
     </w:p>
     <w:p>
       <w:pPr>
@@ -384,11 +434,548 @@
     </w:p>
     <w:p>
       <w:pPr>
+        <w:rPr>
+          <w:lang w:val="en-US"/>
+        </w:rPr>
+      </w:pPr>
+      <w:r>
+        <w:rPr>
+          <w:noProof/>
+          <w:lang w:eastAsia="ru-RU"/>
+        </w:rPr>
+        <w:drawing>
+          <wp:inline distT="0" distB="0" distL="0" distR="0" wp14:anchorId="219B6A3E" wp14:editId="62478C83">
+            <wp:extent cx="5468293" cy="1567345"/>
+            <wp:effectExtent l="0" t="0" r="0" b="0"/>
+            <wp:docPr id="2" name="Рисунок 2"/>
+            <wp:cNvGraphicFramePr>
+              <a:graphicFrameLocks xmlns:a="http://schemas.openxmlformats.org/drawingml/2006/main" noChangeAspect="1"/>
+            </wp:cNvGraphicFramePr>
+            <a:graphic xmlns:a="http://schemas.openxmlformats.org/drawingml/2006/main">
+              <a:graphicData uri="http://schemas.openxmlformats.org/drawingml/2006/picture">
+                <pic:pic xmlns:pic="http://schemas.openxmlformats.org/drawingml/2006/picture">
+                  <pic:nvPicPr>
+                    <pic:cNvPr id="0" name=""/>
+                    <pic:cNvPicPr/>
+                  </pic:nvPicPr>
+                  <pic:blipFill>
+                    <a:blip r:embed="rId8"/>
+                    <a:stretch>
+                      <a:fillRect/>
+                    </a:stretch>
+                  </pic:blipFill>
+                  <pic:spPr>
+                    <a:xfrm>
+                      <a:off x="0" y="0"/>
+                      <a:ext cx="5474161" cy="1569027"/>
+                    </a:xfrm>
+                    <a:prstGeom prst="rect">
+                      <a:avLst/>
+                    </a:prstGeom>
+                  </pic:spPr>
+                </pic:pic>
+              </a:graphicData>
+            </a:graphic>
+          </wp:inline>
+        </w:drawing>
+      </w:r>
+    </w:p>
+    <w:p>
+      <w:pPr>
+        <w:rPr>
+          <w:lang w:val="en-US"/>
+        </w:rPr>
+      </w:pPr>
+      <w:r>
+        <w:rPr>
+          <w:noProof/>
+          <w:lang w:eastAsia="ru-RU"/>
+        </w:rPr>
+        <w:drawing>
+          <wp:inline distT="0" distB="0" distL="0" distR="0" wp14:anchorId="17329B61" wp14:editId="38F44813">
+            <wp:extent cx="4946650" cy="2108200"/>
+            <wp:effectExtent l="0" t="0" r="6350" b="6350"/>
+            <wp:docPr id="6" name="Рисунок 6"/>
+            <wp:cNvGraphicFramePr>
+              <a:graphicFrameLocks xmlns:a="http://schemas.openxmlformats.org/drawingml/2006/main" noChangeAspect="1"/>
+            </wp:cNvGraphicFramePr>
+            <a:graphic xmlns:a="http://schemas.openxmlformats.org/drawingml/2006/main">
+              <a:graphicData uri="http://schemas.openxmlformats.org/drawingml/2006/picture">
+                <pic:pic xmlns:pic="http://schemas.openxmlformats.org/drawingml/2006/picture">
+                  <pic:nvPicPr>
+                    <pic:cNvPr id="0" name=""/>
+                    <pic:cNvPicPr/>
+                  </pic:nvPicPr>
+                  <pic:blipFill>
+                    <a:blip r:embed="rId9"/>
+                    <a:stretch>
+                      <a:fillRect/>
+                    </a:stretch>
+                  </pic:blipFill>
+                  <pic:spPr>
+                    <a:xfrm>
+                      <a:off x="0" y="0"/>
+                      <a:ext cx="4946650" cy="2108200"/>
+                    </a:xfrm>
+                    <a:prstGeom prst="rect">
+                      <a:avLst/>
+                    </a:prstGeom>
+                  </pic:spPr>
+                </pic:pic>
+              </a:graphicData>
+            </a:graphic>
+          </wp:inline>
+        </w:drawing>
+      </w:r>
+    </w:p>
+    <w:p>
+      <w:pPr>
+        <w:rPr>
+          <w:lang w:val="en-US"/>
+        </w:rPr>
+      </w:pPr>
+      <w:r>
+        <w:rPr>
+          <w:noProof/>
+          <w:lang w:eastAsia="ru-RU"/>
+        </w:rPr>
+        <w:lastRenderedPageBreak/>
+        <w:drawing>
+          <wp:inline distT="0" distB="0" distL="0" distR="0" wp14:anchorId="5586CC21" wp14:editId="782E3408">
+            <wp:extent cx="5939074" cy="433353"/>
+            <wp:effectExtent l="0" t="0" r="0" b="0"/>
+            <wp:docPr id="5" name="Рисунок 5"/>
+            <wp:cNvGraphicFramePr>
+              <a:graphicFrameLocks xmlns:a="http://schemas.openxmlformats.org/drawingml/2006/main" noChangeAspect="1"/>
+            </wp:cNvGraphicFramePr>
+            <a:graphic xmlns:a="http://schemas.openxmlformats.org/drawingml/2006/main">
+              <a:graphicData uri="http://schemas.openxmlformats.org/drawingml/2006/picture">
+                <pic:pic xmlns:pic="http://schemas.openxmlformats.org/drawingml/2006/picture">
+                  <pic:nvPicPr>
+                    <pic:cNvPr id="0" name=""/>
+                    <pic:cNvPicPr/>
+                  </pic:nvPicPr>
+                  <pic:blipFill>
+                    <a:blip r:embed="rId10"/>
+                    <a:stretch>
+                      <a:fillRect/>
+                    </a:stretch>
+                  </pic:blipFill>
+                  <pic:spPr>
+                    <a:xfrm>
+                      <a:off x="0" y="0"/>
+                      <a:ext cx="5942733" cy="433620"/>
+                    </a:xfrm>
+                    <a:prstGeom prst="rect">
+                      <a:avLst/>
+                    </a:prstGeom>
+                  </pic:spPr>
+                </pic:pic>
+              </a:graphicData>
+            </a:graphic>
+          </wp:inline>
+        </w:drawing>
+      </w:r>
+    </w:p>
+    <w:p>
+      <w:pPr>
+        <w:rPr>
+          <w:lang w:val="en-US"/>
+        </w:rPr>
+      </w:pPr>
+      <w:r>
+        <w:rPr>
+          <w:noProof/>
+          <w:lang w:eastAsia="ru-RU"/>
+        </w:rPr>
+        <w:drawing>
+          <wp:inline distT="0" distB="0" distL="0" distR="0" wp14:anchorId="06428232" wp14:editId="40895BE8">
+            <wp:extent cx="5613149" cy="3512745"/>
+            <wp:effectExtent l="0" t="0" r="0" b="0"/>
+            <wp:docPr id="20" name="Рисунок 20"/>
+            <wp:cNvGraphicFramePr/>
+            <a:graphic xmlns:a="http://schemas.openxmlformats.org/drawingml/2006/main">
+              <a:graphicData uri="http://schemas.openxmlformats.org/drawingml/2006/picture">
+                <pic:pic xmlns:pic="http://schemas.openxmlformats.org/drawingml/2006/picture">
+                  <pic:nvPicPr>
+                    <pic:cNvPr id="20" name="Рисунок 20"/>
+                    <pic:cNvPicPr/>
+                  </pic:nvPicPr>
+                  <pic:blipFill>
+                    <a:blip r:embed="rId11"/>
+                    <a:stretch>
+                      <a:fillRect/>
+                    </a:stretch>
+                  </pic:blipFill>
+                  <pic:spPr>
+                    <a:xfrm>
+                      <a:off x="0" y="0"/>
+                      <a:ext cx="5618159" cy="3515880"/>
+                    </a:xfrm>
+                    <a:prstGeom prst="rect">
+                      <a:avLst/>
+                    </a:prstGeom>
+                  </pic:spPr>
+                </pic:pic>
+              </a:graphicData>
+            </a:graphic>
+          </wp:inline>
+        </w:drawing>
+      </w:r>
+    </w:p>
+    <w:p>
+      <w:pPr>
+        <w:rPr>
+          <w:lang w:val="en-US"/>
+        </w:rPr>
+      </w:pPr>
+      <w:r>
+        <w:rPr>
+          <w:noProof/>
+          <w:lang w:eastAsia="ru-RU"/>
+        </w:rPr>
+        <w:drawing>
+          <wp:inline distT="0" distB="0" distL="0" distR="0" wp14:anchorId="33894B2C" wp14:editId="1CFF36E3">
+            <wp:extent cx="5078994" cy="1874067"/>
+            <wp:effectExtent l="0" t="0" r="0" b="0"/>
+            <wp:docPr id="21" name="Рисунок 21"/>
+            <wp:cNvGraphicFramePr/>
+            <a:graphic xmlns:a="http://schemas.openxmlformats.org/drawingml/2006/main">
+              <a:graphicData uri="http://schemas.openxmlformats.org/drawingml/2006/picture">
+                <pic:pic xmlns:pic="http://schemas.openxmlformats.org/drawingml/2006/picture">
+                  <pic:nvPicPr>
+                    <pic:cNvPr id="21" name="Рисунок 21"/>
+                    <pic:cNvPicPr/>
+                  </pic:nvPicPr>
+                  <pic:blipFill>
+                    <a:blip r:embed="rId12"/>
+                    <a:stretch>
+                      <a:fillRect/>
+                    </a:stretch>
+                  </pic:blipFill>
+                  <pic:spPr>
+                    <a:xfrm>
+                      <a:off x="0" y="0"/>
+                      <a:ext cx="5085722" cy="1876550"/>
+                    </a:xfrm>
+                    <a:prstGeom prst="rect">
+                      <a:avLst/>
+                    </a:prstGeom>
+                  </pic:spPr>
+                </pic:pic>
+              </a:graphicData>
+            </a:graphic>
+          </wp:inline>
+        </w:drawing>
+      </w:r>
+    </w:p>
+    <w:p>
+      <w:pPr>
+        <w:rPr>
+          <w:lang w:val="en-US"/>
+        </w:rPr>
+      </w:pPr>
+      <w:r>
+        <w:rPr>
+          <w:noProof/>
+          <w:lang w:eastAsia="ru-RU"/>
+        </w:rPr>
+        <w:drawing>
+          <wp:inline distT="0" distB="0" distL="0" distR="0" wp14:anchorId="57DEB083" wp14:editId="15268821">
+            <wp:extent cx="6038662" cy="543208"/>
+            <wp:effectExtent l="0" t="0" r="0" b="0"/>
+            <wp:docPr id="22" name="Рисунок 22"/>
+            <wp:cNvGraphicFramePr/>
+            <a:graphic xmlns:a="http://schemas.openxmlformats.org/drawingml/2006/main">
+              <a:graphicData uri="http://schemas.openxmlformats.org/drawingml/2006/picture">
+                <pic:pic xmlns:pic="http://schemas.openxmlformats.org/drawingml/2006/picture">
+                  <pic:nvPicPr>
+                    <pic:cNvPr id="22" name="Рисунок 22"/>
+                    <pic:cNvPicPr/>
+                  </pic:nvPicPr>
+                  <pic:blipFill>
+                    <a:blip r:embed="rId13"/>
+                    <a:stretch>
+                      <a:fillRect/>
+                    </a:stretch>
+                  </pic:blipFill>
+                  <pic:spPr>
+                    <a:xfrm>
+                      <a:off x="0" y="0"/>
+                      <a:ext cx="6134100" cy="551793"/>
+                    </a:xfrm>
+                    <a:prstGeom prst="rect">
+                      <a:avLst/>
+                    </a:prstGeom>
+                  </pic:spPr>
+                </pic:pic>
+              </a:graphicData>
+            </a:graphic>
+          </wp:inline>
+        </w:drawing>
+      </w:r>
+    </w:p>
+    <w:p>
+      <w:pPr>
+        <w:rPr>
+          <w:lang w:val="en-US"/>
+        </w:rPr>
+      </w:pPr>
+    </w:p>
+    <w:p>
+      <w:pPr>
         <w:pStyle w:val="1"/>
-      </w:pPr>
-      <w:r>
+        <w:rPr>
+          <w:lang w:val="en-US"/>
+        </w:rPr>
+      </w:pPr>
+      <w:r>
+        <w:lastRenderedPageBreak/>
         <w:t>Задание 3</w:t>
       </w:r>
+    </w:p>
+    <w:p>
+      <w:pPr>
+        <w:rPr>
+          <w:lang w:val="en-US"/>
+        </w:rPr>
+      </w:pPr>
+      <w:r>
+        <w:rPr>
+          <w:noProof/>
+          <w:lang w:eastAsia="ru-RU"/>
+        </w:rPr>
+        <w:drawing>
+          <wp:inline distT="0" distB="0" distL="0" distR="0" wp14:anchorId="44384727" wp14:editId="3E0E6BB3">
+            <wp:extent cx="5739897" cy="4603954"/>
+            <wp:effectExtent l="0" t="0" r="0" b="0"/>
+            <wp:docPr id="8" name="Рисунок 8"/>
+            <wp:cNvGraphicFramePr>
+              <a:graphicFrameLocks xmlns:a="http://schemas.openxmlformats.org/drawingml/2006/main" noChangeAspect="1"/>
+            </wp:cNvGraphicFramePr>
+            <a:graphic xmlns:a="http://schemas.openxmlformats.org/drawingml/2006/main">
+              <a:graphicData uri="http://schemas.openxmlformats.org/drawingml/2006/picture">
+                <pic:pic xmlns:pic="http://schemas.openxmlformats.org/drawingml/2006/picture">
+                  <pic:nvPicPr>
+                    <pic:cNvPr id="0" name=""/>
+                    <pic:cNvPicPr/>
+                  </pic:nvPicPr>
+                  <pic:blipFill>
+                    <a:blip r:embed="rId14"/>
+                    <a:stretch>
+                      <a:fillRect/>
+                    </a:stretch>
+                  </pic:blipFill>
+                  <pic:spPr>
+                    <a:xfrm>
+                      <a:off x="0" y="0"/>
+                      <a:ext cx="5743241" cy="4606637"/>
+                    </a:xfrm>
+                    <a:prstGeom prst="rect">
+                      <a:avLst/>
+                    </a:prstGeom>
+                  </pic:spPr>
+                </pic:pic>
+              </a:graphicData>
+            </a:graphic>
+          </wp:inline>
+        </w:drawing>
+      </w:r>
+    </w:p>
+    <w:p>
+      <w:pPr>
+        <w:rPr>
+          <w:lang w:val="en-US"/>
+        </w:rPr>
+      </w:pPr>
+      <w:r>
+        <w:rPr>
+          <w:noProof/>
+          <w:lang w:eastAsia="ru-RU"/>
+        </w:rPr>
+        <w:drawing>
+          <wp:inline distT="0" distB="0" distL="0" distR="0" wp14:anchorId="7491D517" wp14:editId="19A8C879">
+            <wp:extent cx="4864100" cy="3848100"/>
+            <wp:effectExtent l="0" t="0" r="0" b="0"/>
+            <wp:docPr id="9" name="Рисунок 9"/>
+            <wp:cNvGraphicFramePr>
+              <a:graphicFrameLocks xmlns:a="http://schemas.openxmlformats.org/drawingml/2006/main" noChangeAspect="1"/>
+            </wp:cNvGraphicFramePr>
+            <a:graphic xmlns:a="http://schemas.openxmlformats.org/drawingml/2006/main">
+              <a:graphicData uri="http://schemas.openxmlformats.org/drawingml/2006/picture">
+                <pic:pic xmlns:pic="http://schemas.openxmlformats.org/drawingml/2006/picture">
+                  <pic:nvPicPr>
+                    <pic:cNvPr id="0" name=""/>
+                    <pic:cNvPicPr/>
+                  </pic:nvPicPr>
+                  <pic:blipFill>
+                    <a:blip r:embed="rId15"/>
+                    <a:stretch>
+                      <a:fillRect/>
+                    </a:stretch>
+                  </pic:blipFill>
+                  <pic:spPr>
+                    <a:xfrm>
+                      <a:off x="0" y="0"/>
+                      <a:ext cx="4864100" cy="3848100"/>
+                    </a:xfrm>
+                    <a:prstGeom prst="rect">
+                      <a:avLst/>
+                    </a:prstGeom>
+                  </pic:spPr>
+                </pic:pic>
+              </a:graphicData>
+            </a:graphic>
+          </wp:inline>
+        </w:drawing>
+      </w:r>
+    </w:p>
+    <w:p>
+      <w:pPr>
+        <w:rPr>
+          <w:lang w:val="en-US"/>
+        </w:rPr>
+      </w:pPr>
+      <w:r>
+        <w:rPr>
+          <w:noProof/>
+          <w:lang w:eastAsia="ru-RU"/>
+        </w:rPr>
+        <w:lastRenderedPageBreak/>
+        <w:drawing>
+          <wp:inline distT="0" distB="0" distL="0" distR="0" wp14:anchorId="4FF75D09" wp14:editId="5FB90912">
+            <wp:extent cx="4845050" cy="3035300"/>
+            <wp:effectExtent l="0" t="0" r="0" b="0"/>
+            <wp:docPr id="10" name="Рисунок 10"/>
+            <wp:cNvGraphicFramePr>
+              <a:graphicFrameLocks xmlns:a="http://schemas.openxmlformats.org/drawingml/2006/main" noChangeAspect="1"/>
+            </wp:cNvGraphicFramePr>
+            <a:graphic xmlns:a="http://schemas.openxmlformats.org/drawingml/2006/main">
+              <a:graphicData uri="http://schemas.openxmlformats.org/drawingml/2006/picture">
+                <pic:pic xmlns:pic="http://schemas.openxmlformats.org/drawingml/2006/picture">
+                  <pic:nvPicPr>
+                    <pic:cNvPr id="0" name=""/>
+                    <pic:cNvPicPr/>
+                  </pic:nvPicPr>
+                  <pic:blipFill>
+                    <a:blip r:embed="rId16"/>
+                    <a:stretch>
+                      <a:fillRect/>
+                    </a:stretch>
+                  </pic:blipFill>
+                  <pic:spPr>
+                    <a:xfrm>
+                      <a:off x="0" y="0"/>
+                      <a:ext cx="4845050" cy="3035300"/>
+                    </a:xfrm>
+                    <a:prstGeom prst="rect">
+                      <a:avLst/>
+                    </a:prstGeom>
+                  </pic:spPr>
+                </pic:pic>
+              </a:graphicData>
+            </a:graphic>
+          </wp:inline>
+        </w:drawing>
+      </w:r>
+    </w:p>
+    <w:p>
+      <w:pPr>
+        <w:rPr>
+          <w:lang w:val="en-US"/>
+        </w:rPr>
+      </w:pPr>
+      <w:r>
+        <w:rPr>
+          <w:noProof/>
+          <w:lang w:eastAsia="ru-RU"/>
+        </w:rPr>
+        <w:drawing>
+          <wp:inline distT="0" distB="0" distL="0" distR="0" wp14:anchorId="5FFAF064" wp14:editId="38E521BE">
+            <wp:extent cx="5332491" cy="706441"/>
+            <wp:effectExtent l="0" t="0" r="0" b="0"/>
+            <wp:docPr id="11" name="Рисунок 11"/>
+            <wp:cNvGraphicFramePr>
+              <a:graphicFrameLocks xmlns:a="http://schemas.openxmlformats.org/drawingml/2006/main" noChangeAspect="1"/>
+            </wp:cNvGraphicFramePr>
+            <a:graphic xmlns:a="http://schemas.openxmlformats.org/drawingml/2006/main">
+              <a:graphicData uri="http://schemas.openxmlformats.org/drawingml/2006/picture">
+                <pic:pic xmlns:pic="http://schemas.openxmlformats.org/drawingml/2006/picture">
+                  <pic:nvPicPr>
+                    <pic:cNvPr id="0" name=""/>
+                    <pic:cNvPicPr/>
+                  </pic:nvPicPr>
+                  <pic:blipFill>
+                    <a:blip r:embed="rId17"/>
+                    <a:stretch>
+                      <a:fillRect/>
+                    </a:stretch>
+                  </pic:blipFill>
+                  <pic:spPr>
+                    <a:xfrm>
+                      <a:off x="0" y="0"/>
+                      <a:ext cx="5351294" cy="708932"/>
+                    </a:xfrm>
+                    <a:prstGeom prst="rect">
+                      <a:avLst/>
+                    </a:prstGeom>
+                  </pic:spPr>
+                </pic:pic>
+              </a:graphicData>
+            </a:graphic>
+          </wp:inline>
+        </w:drawing>
+      </w:r>
+    </w:p>
+    <w:p>
+      <w:pPr>
+        <w:rPr>
+          <w:lang w:val="en-US"/>
+        </w:rPr>
+      </w:pPr>
+      <w:r>
+        <w:rPr>
+          <w:noProof/>
+          <w:lang w:eastAsia="ru-RU"/>
+        </w:rPr>
+        <w:drawing>
+          <wp:inline distT="0" distB="0" distL="0" distR="0" wp14:anchorId="22DF3C99" wp14:editId="69246C62">
+            <wp:extent cx="5543550" cy="1073150"/>
+            <wp:effectExtent l="0" t="0" r="0" b="0"/>
+            <wp:docPr id="12" name="Рисунок 12"/>
+            <wp:cNvGraphicFramePr>
+              <a:graphicFrameLocks xmlns:a="http://schemas.openxmlformats.org/drawingml/2006/main" noChangeAspect="1"/>
+            </wp:cNvGraphicFramePr>
+            <a:graphic xmlns:a="http://schemas.openxmlformats.org/drawingml/2006/main">
+              <a:graphicData uri="http://schemas.openxmlformats.org/drawingml/2006/picture">
+                <pic:pic xmlns:pic="http://schemas.openxmlformats.org/drawingml/2006/picture">
+                  <pic:nvPicPr>
+                    <pic:cNvPr id="0" name=""/>
+                    <pic:cNvPicPr/>
+                  </pic:nvPicPr>
+                  <pic:blipFill>
+                    <a:blip r:embed="rId18"/>
+                    <a:stretch>
+                      <a:fillRect/>
+                    </a:stretch>
+                  </pic:blipFill>
+                  <pic:spPr>
+                    <a:xfrm>
+                      <a:off x="0" y="0"/>
+                      <a:ext cx="5543550" cy="1073150"/>
+                    </a:xfrm>
+                    <a:prstGeom prst="rect">
+                      <a:avLst/>
+                    </a:prstGeom>
+                  </pic:spPr>
+                </pic:pic>
+              </a:graphicData>
+            </a:graphic>
+          </wp:inline>
+        </w:drawing>
+      </w:r>
+      <w:bookmarkStart w:id="0" w:name="_GoBack"/>
+      <w:bookmarkEnd w:id="0"/>
     </w:p>
     <w:p>
       <w:pPr>
@@ -435,7 +1022,7 @@
 </file>
 
 <file path=word/styles.xml><?xml version="1.0" encoding="utf-8"?>
-<w:styles xmlns:r="http://schemas.openxmlformats.org/officeDocument/2006/relationships" xmlns:w="http://schemas.openxmlformats.org/wordprocessingml/2006/main">
+<w:styles xmlns:mc="http://schemas.openxmlformats.org/markup-compatibility/2006" xmlns:r="http://schemas.openxmlformats.org/officeDocument/2006/relationships" xmlns:w="http://schemas.openxmlformats.org/wordprocessingml/2006/main" xmlns:w14="http://schemas.microsoft.com/office/word/2010/wordml" mc:Ignorable="w14">
   <w:docDefaults>
     <w:rPrDefault>
       <w:rPr>
@@ -634,7 +1221,6 @@
     <w:uiPriority w:val="99"/>
     <w:semiHidden/>
     <w:unhideWhenUsed/>
-    <w:qFormat/>
     <w:tblPr>
       <w:tblInd w:w="0" w:type="dxa"/>
       <w:tblCellMar>
@@ -665,7 +1251,6 @@
       <w:szCs w:val="24"/>
     </w:rPr>
     <w:tblPr>
-      <w:tblInd w:w="0" w:type="dxa"/>
       <w:tblBorders>
         <w:top w:val="single" w:sz="4" w:space="0" w:color="auto"/>
         <w:left w:val="single" w:sz="4" w:space="0" w:color="auto"/>
@@ -674,12 +1259,6 @@
         <w:insideH w:val="single" w:sz="4" w:space="0" w:color="auto"/>
         <w:insideV w:val="single" w:sz="4" w:space="0" w:color="auto"/>
       </w:tblBorders>
-      <w:tblCellMar>
-        <w:top w:w="0" w:type="dxa"/>
-        <w:left w:w="108" w:type="dxa"/>
-        <w:bottom w:w="0" w:type="dxa"/>
-        <w:right w:w="108" w:type="dxa"/>
-      </w:tblCellMar>
     </w:tblPr>
   </w:style>
   <w:style w:type="paragraph" w:styleId="a4">
@@ -739,6 +1318,196 @@
     <w:pPr>
       <w:outlineLvl w:val="9"/>
     </w:pPr>
+  </w:style>
+</w:styles>
+</file>
+
+<file path=word/stylesWithEffects.xml><?xml version="1.0" encoding="utf-8"?>
+<w:styles xmlns:wpc="http://schemas.microsoft.com/office/word/2010/wordprocessingCanvas" xmlns:mc="http://schemas.openxmlformats.org/markup-compatibility/2006" xmlns:o="urn:schemas-microsoft-com:office:office" xmlns:r="http://schemas.openxmlformats.org/officeDocument/2006/relationships" xmlns:m="http://schemas.openxmlformats.org/officeDocument/2006/math" xmlns:v="urn:schemas-microsoft-com:vml" xmlns:wp14="http://schemas.microsoft.com/office/word/2010/wordprocessingDrawing" xmlns:wp="http://schemas.openxmlformats.org/drawingml/2006/wordprocessingDrawing" xmlns:w10="urn:schemas-microsoft-com:office:word" xmlns:w="http://schemas.openxmlformats.org/wordprocessingml/2006/main" xmlns:w14="http://schemas.microsoft.com/office/word/2010/wordml" xmlns:wpg="http://schemas.microsoft.com/office/word/2010/wordprocessingGroup" xmlns:wpi="http://schemas.microsoft.com/office/word/2010/wordprocessingInk" xmlns:wne="http://schemas.microsoft.com/office/word/2006/wordml" xmlns:wps="http://schemas.microsoft.com/office/word/2010/wordprocessingShape" mc:Ignorable="w14 wp14">
+  <w:docDefaults>
+    <w:rPrDefault>
+      <w:rPr>
+        <w:rFonts w:asciiTheme="minorHAnsi" w:eastAsiaTheme="minorEastAsia" w:hAnsiTheme="minorHAnsi" w:cstheme="minorBidi"/>
+        <w:sz w:val="22"/>
+        <w:szCs w:val="22"/>
+        <w:lang w:val="ru-RU" w:eastAsia="ru-RU" w:bidi="ar-SA"/>
+      </w:rPr>
+    </w:rPrDefault>
+    <w:pPrDefault>
+      <w:pPr>
+        <w:spacing w:after="200" w:line="276" w:lineRule="auto"/>
+      </w:pPr>
+    </w:pPrDefault>
+  </w:docDefaults>
+  <w:latentStyles w:defLockedState="0" w:defUIPriority="99" w:defSemiHidden="1" w:defUnhideWhenUsed="1" w:defQFormat="0" w:count="267">
+    <w:lsdException w:name="Normal" w:semiHidden="0" w:uiPriority="0" w:unhideWhenUsed="0" w:qFormat="1"/>
+    <w:lsdException w:name="heading 1" w:semiHidden="0" w:uiPriority="9" w:unhideWhenUsed="0" w:qFormat="1"/>
+    <w:lsdException w:name="heading 2" w:uiPriority="9" w:qFormat="1"/>
+    <w:lsdException w:name="heading 3" w:uiPriority="9" w:qFormat="1"/>
+    <w:lsdException w:name="heading 4" w:uiPriority="9" w:qFormat="1"/>
+    <w:lsdException w:name="heading 5" w:uiPriority="9" w:qFormat="1"/>
+    <w:lsdException w:name="heading 6" w:uiPriority="9" w:qFormat="1"/>
+    <w:lsdException w:name="heading 7" w:uiPriority="9" w:qFormat="1"/>
+    <w:lsdException w:name="heading 8" w:uiPriority="9" w:qFormat="1"/>
+    <w:lsdException w:name="heading 9" w:uiPriority="9" w:qFormat="1"/>
+    <w:lsdException w:name="toc 1" w:uiPriority="39"/>
+    <w:lsdException w:name="toc 2" w:uiPriority="39"/>
+    <w:lsdException w:name="toc 3" w:uiPriority="39"/>
+    <w:lsdException w:name="toc 4" w:uiPriority="39"/>
+    <w:lsdException w:name="toc 5" w:uiPriority="39"/>
+    <w:lsdException w:name="toc 6" w:uiPriority="39"/>
+    <w:lsdException w:name="toc 7" w:uiPriority="39"/>
+    <w:lsdException w:name="toc 8" w:uiPriority="39"/>
+    <w:lsdException w:name="toc 9" w:uiPriority="39"/>
+    <w:lsdException w:name="caption" w:uiPriority="35" w:qFormat="1"/>
+    <w:lsdException w:name="Title" w:semiHidden="0" w:uiPriority="10" w:unhideWhenUsed="0" w:qFormat="1"/>
+    <w:lsdException w:name="Default Paragraph Font" w:uiPriority="1"/>
+    <w:lsdException w:name="Subtitle" w:semiHidden="0" w:uiPriority="11" w:unhideWhenUsed="0" w:qFormat="1"/>
+    <w:lsdException w:name="Strong" w:semiHidden="0" w:uiPriority="22" w:unhideWhenUsed="0" w:qFormat="1"/>
+    <w:lsdException w:name="Emphasis" w:semiHidden="0" w:uiPriority="20" w:unhideWhenUsed="0" w:qFormat="1"/>
+    <w:lsdException w:name="Table Grid" w:semiHidden="0" w:uiPriority="59" w:unhideWhenUsed="0"/>
+    <w:lsdException w:name="Placeholder Text" w:unhideWhenUsed="0"/>
+    <w:lsdException w:name="No Spacing" w:semiHidden="0" w:uiPriority="1" w:unhideWhenUsed="0" w:qFormat="1"/>
+    <w:lsdException w:name="Light Shading" w:semiHidden="0" w:uiPriority="60" w:unhideWhenUsed="0"/>
+    <w:lsdException w:name="Light List" w:semiHidden="0" w:uiPriority="61" w:unhideWhenUsed="0"/>
+    <w:lsdException w:name="Light Grid" w:semiHidden="0" w:uiPriority="62" w:unhideWhenUsed="0"/>
+    <w:lsdException w:name="Medium Shading 1" w:semiHidden="0" w:uiPriority="63" w:unhideWhenUsed="0"/>
+    <w:lsdException w:name="Medium Shading 2" w:semiHidden="0" w:uiPriority="64" w:unhideWhenUsed="0"/>
+    <w:lsdException w:name="Medium List 1" w:semiHidden="0" w:uiPriority="65" w:unhideWhenUsed="0"/>
+    <w:lsdException w:name="Medium List 2" w:semiHidden="0" w:uiPriority="66" w:unhideWhenUsed="0"/>
+    <w:lsdException w:name="Medium Grid 1" w:semiHidden="0" w:uiPriority="67" w:unhideWhenUsed="0"/>
+    <w:lsdException w:name="Medium Grid 2" w:semiHidden="0" w:uiPriority="68" w:unhideWhenUsed="0"/>
+    <w:lsdException w:name="Medium Grid 3" w:semiHidden="0" w:uiPriority="69" w:unhideWhenUsed="0"/>
+    <w:lsdException w:name="Dark List" w:semiHidden="0" w:uiPriority="70" w:unhideWhenUsed="0"/>
+    <w:lsdException w:name="Colorful Shading" w:semiHidden="0" w:uiPriority="71" w:unhideWhenUsed="0"/>
+    <w:lsdException w:name="Colorful List" w:semiHidden="0" w:uiPriority="72" w:unhideWhenUsed="0"/>
+    <w:lsdException w:name="Colorful Grid" w:semiHidden="0" w:uiPriority="73" w:unhideWhenUsed="0"/>
+    <w:lsdException w:name="Light Shading Accent 1" w:semiHidden="0" w:uiPriority="60" w:unhideWhenUsed="0"/>
+    <w:lsdException w:name="Light List Accent 1" w:semiHidden="0" w:uiPriority="61" w:unhideWhenUsed="0"/>
+    <w:lsdException w:name="Light Grid Accent 1" w:semiHidden="0" w:uiPriority="62" w:unhideWhenUsed="0"/>
+    <w:lsdException w:name="Medium Shading 1 Accent 1" w:semiHidden="0" w:uiPriority="63" w:unhideWhenUsed="0"/>
+    <w:lsdException w:name="Medium Shading 2 Accent 1" w:semiHidden="0" w:uiPriority="64" w:unhideWhenUsed="0"/>
+    <w:lsdException w:name="Medium List 1 Accent 1" w:semiHidden="0" w:uiPriority="65" w:unhideWhenUsed="0"/>
+    <w:lsdException w:name="Revision" w:unhideWhenUsed="0"/>
+    <w:lsdException w:name="List Paragraph" w:semiHidden="0" w:uiPriority="34" w:unhideWhenUsed="0" w:qFormat="1"/>
+    <w:lsdException w:name="Quote" w:semiHidden="0" w:uiPriority="29" w:unhideWhenUsed="0" w:qFormat="1"/>
+    <w:lsdException w:name="Intense Quote" w:semiHidden="0" w:uiPriority="30" w:unhideWhenUsed="0" w:qFormat="1"/>
+    <w:lsdException w:name="Medium List 2 Accent 1" w:semiHidden="0" w:uiPriority="66" w:unhideWhenUsed="0"/>
+    <w:lsdException w:name="Medium Grid 1 Accent 1" w:semiHidden="0" w:uiPriority="67" w:unhideWhenUsed="0"/>
+    <w:lsdException w:name="Medium Grid 2 Accent 1" w:semiHidden="0" w:uiPriority="68" w:unhideWhenUsed="0"/>
+    <w:lsdException w:name="Medium Grid 3 Accent 1" w:semiHidden="0" w:uiPriority="69" w:unhideWhenUsed="0"/>
+    <w:lsdException w:name="Dark List Accent 1" w:semiHidden="0" w:uiPriority="70" w:unhideWhenUsed="0"/>
+    <w:lsdException w:name="Colorful Shading Accent 1" w:semiHidden="0" w:uiPriority="71" w:unhideWhenUsed="0"/>
+    <w:lsdException w:name="Colorful List Accent 1" w:semiHidden="0" w:uiPriority="72" w:unhideWhenUsed="0"/>
+    <w:lsdException w:name="Colorful Grid Accent 1" w:semiHidden="0" w:uiPriority="73" w:unhideWhenUsed="0"/>
+    <w:lsdException w:name="Light Shading Accent 2" w:semiHidden="0" w:uiPriority="60" w:unhideWhenUsed="0"/>
+    <w:lsdException w:name="Light List Accent 2" w:semiHidden="0" w:uiPriority="61" w:unhideWhenUsed="0"/>
+    <w:lsdException w:name="Light Grid Accent 2" w:semiHidden="0" w:uiPriority="62" w:unhideWhenUsed="0"/>
+    <w:lsdException w:name="Medium Shading 1 Accent 2" w:semiHidden="0" w:uiPriority="63" w:unhideWhenUsed="0"/>
+    <w:lsdException w:name="Medium Shading 2 Accent 2" w:semiHidden="0" w:uiPriority="64" w:unhideWhenUsed="0"/>
+    <w:lsdException w:name="Medium List 1 Accent 2" w:semiHidden="0" w:uiPriority="65" w:unhideWhenUsed="0"/>
+    <w:lsdException w:name="Medium List 2 Accent 2" w:semiHidden="0" w:uiPriority="66" w:unhideWhenUsed="0"/>
+    <w:lsdException w:name="Medium Grid 1 Accent 2" w:semiHidden="0" w:uiPriority="67" w:unhideWhenUsed="0"/>
+    <w:lsdException w:name="Medium Grid 2 Accent 2" w:semiHidden="0" w:uiPriority="68" w:unhideWhenUsed="0"/>
+    <w:lsdException w:name="Medium Grid 3 Accent 2" w:semiHidden="0" w:uiPriority="69" w:unhideWhenUsed="0"/>
+    <w:lsdException w:name="Dark List Accent 2" w:semiHidden="0" w:uiPriority="70" w:unhideWhenUsed="0"/>
+    <w:lsdException w:name="Colorful Shading Accent 2" w:semiHidden="0" w:uiPriority="71" w:unhideWhenUsed="0"/>
+    <w:lsdException w:name="Colorful List Accent 2" w:semiHidden="0" w:uiPriority="72" w:unhideWhenUsed="0"/>
+    <w:lsdException w:name="Colorful Grid Accent 2" w:semiHidden="0" w:uiPriority="73" w:unhideWhenUsed="0"/>
+    <w:lsdException w:name="Light Shading Accent 3" w:semiHidden="0" w:uiPriority="60" w:unhideWhenUsed="0"/>
+    <w:lsdException w:name="Light List Accent 3" w:semiHidden="0" w:uiPriority="61" w:unhideWhenUsed="0"/>
+    <w:lsdException w:name="Light Grid Accent 3" w:semiHidden="0" w:uiPriority="62" w:unhideWhenUsed="0"/>
+    <w:lsdException w:name="Medium Shading 1 Accent 3" w:semiHidden="0" w:uiPriority="63" w:unhideWhenUsed="0"/>
+    <w:lsdException w:name="Medium Shading 2 Accent 3" w:semiHidden="0" w:uiPriority="64" w:unhideWhenUsed="0"/>
+    <w:lsdException w:name="Medium List 1 Accent 3" w:semiHidden="0" w:uiPriority="65" w:unhideWhenUsed="0"/>
+    <w:lsdException w:name="Medium List 2 Accent 3" w:semiHidden="0" w:uiPriority="66" w:unhideWhenUsed="0"/>
+    <w:lsdException w:name="Medium Grid 1 Accent 3" w:semiHidden="0" w:uiPriority="67" w:unhideWhenUsed="0"/>
+    <w:lsdException w:name="Medium Grid 2 Accent 3" w:semiHidden="0" w:uiPriority="68" w:unhideWhenUsed="0"/>
+    <w:lsdException w:name="Medium Grid 3 Accent 3" w:semiHidden="0" w:uiPriority="69" w:unhideWhenUsed="0"/>
+    <w:lsdException w:name="Dark List Accent 3" w:semiHidden="0" w:uiPriority="70" w:unhideWhenUsed="0"/>
+    <w:lsdException w:name="Colorful Shading Accent 3" w:semiHidden="0" w:uiPriority="71" w:unhideWhenUsed="0"/>
+    <w:lsdException w:name="Colorful List Accent 3" w:semiHidden="0" w:uiPriority="72" w:unhideWhenUsed="0"/>
+    <w:lsdException w:name="Colorful Grid Accent 3" w:semiHidden="0" w:uiPriority="73" w:unhideWhenUsed="0"/>
+    <w:lsdException w:name="Light Shading Accent 4" w:semiHidden="0" w:uiPriority="60" w:unhideWhenUsed="0"/>
+    <w:lsdException w:name="Light List Accent 4" w:semiHidden="0" w:uiPriority="61" w:unhideWhenUsed="0"/>
+    <w:lsdException w:name="Light Grid Accent 4" w:semiHidden="0" w:uiPriority="62" w:unhideWhenUsed="0"/>
+    <w:lsdException w:name="Medium Shading 1 Accent 4" w:semiHidden="0" w:uiPriority="63" w:unhideWhenUsed="0"/>
+    <w:lsdException w:name="Medium Shading 2 Accent 4" w:semiHidden="0" w:uiPriority="64" w:unhideWhenUsed="0"/>
+    <w:lsdException w:name="Medium List 1 Accent 4" w:semiHidden="0" w:uiPriority="65" w:unhideWhenUsed="0"/>
+    <w:lsdException w:name="Medium List 2 Accent 4" w:semiHidden="0" w:uiPriority="66" w:unhideWhenUsed="0"/>
+    <w:lsdException w:name="Medium Grid 1 Accent 4" w:semiHidden="0" w:uiPriority="67" w:unhideWhenUsed="0"/>
+    <w:lsdException w:name="Medium Grid 2 Accent 4" w:semiHidden="0" w:uiPriority="68" w:unhideWhenUsed="0"/>
+    <w:lsdException w:name="Medium Grid 3 Accent 4" w:semiHidden="0" w:uiPriority="69" w:unhideWhenUsed="0"/>
+    <w:lsdException w:name="Dark List Accent 4" w:semiHidden="0" w:uiPriority="70" w:unhideWhenUsed="0"/>
+    <w:lsdException w:name="Colorful Shading Accent 4" w:semiHidden="0" w:uiPriority="71" w:unhideWhenUsed="0"/>
+    <w:lsdException w:name="Colorful List Accent 4" w:semiHidden="0" w:uiPriority="72" w:unhideWhenUsed="0"/>
+    <w:lsdException w:name="Colorful Grid Accent 4" w:semiHidden="0" w:uiPriority="73" w:unhideWhenUsed="0"/>
+    <w:lsdException w:name="Light Shading Accent 5" w:semiHidden="0" w:uiPriority="60" w:unhideWhenUsed="0"/>
+    <w:lsdException w:name="Light List Accent 5" w:semiHidden="0" w:uiPriority="61" w:unhideWhenUsed="0"/>
+    <w:lsdException w:name="Light Grid Accent 5" w:semiHidden="0" w:uiPriority="62" w:unhideWhenUsed="0"/>
+    <w:lsdException w:name="Medium Shading 1 Accent 5" w:semiHidden="0" w:uiPriority="63" w:unhideWhenUsed="0"/>
+    <w:lsdException w:name="Medium Shading 2 Accent 5" w:semiHidden="0" w:uiPriority="64" w:unhideWhenUsed="0"/>
+    <w:lsdException w:name="Medium List 1 Accent 5" w:semiHidden="0" w:uiPriority="65" w:unhideWhenUsed="0"/>
+    <w:lsdException w:name="Medium List 2 Accent 5" w:semiHidden="0" w:uiPriority="66" w:unhideWhenUsed="0"/>
+    <w:lsdException w:name="Medium Grid 1 Accent 5" w:semiHidden="0" w:uiPriority="67" w:unhideWhenUsed="0"/>
+    <w:lsdException w:name="Medium Grid 2 Accent 5" w:semiHidden="0" w:uiPriority="68" w:unhideWhenUsed="0"/>
+    <w:lsdException w:name="Medium Grid 3 Accent 5" w:semiHidden="0" w:uiPriority="69" w:unhideWhenUsed="0"/>
+    <w:lsdException w:name="Dark List Accent 5" w:semiHidden="0" w:uiPriority="70" w:unhideWhenUsed="0"/>
+    <w:lsdException w:name="Colorful Shading Accent 5" w:semiHidden="0" w:uiPriority="71" w:unhideWhenUsed="0"/>
+    <w:lsdException w:name="Colorful List Accent 5" w:semiHidden="0" w:uiPriority="72" w:unhideWhenUsed="0"/>
+    <w:lsdException w:name="Colorful Grid Accent 5" w:semiHidden="0" w:uiPriority="73" w:unhideWhenUsed="0"/>
+    <w:lsdException w:name="Light Shading Accent 6" w:semiHidden="0" w:uiPriority="60" w:unhideWhenUsed="0"/>
+    <w:lsdException w:name="Light List Accent 6" w:semiHidden="0" w:uiPriority="61" w:unhideWhenUsed="0"/>
+    <w:lsdException w:name="Light Grid Accent 6" w:semiHidden="0" w:uiPriority="62" w:unhideWhenUsed="0"/>
+    <w:lsdException w:name="Medium Shading 1 Accent 6" w:semiHidden="0" w:uiPriority="63" w:unhideWhenUsed="0"/>
+    <w:lsdException w:name="Medium Shading 2 Accent 6" w:semiHidden="0" w:uiPriority="64" w:unhideWhenUsed="0"/>
+    <w:lsdException w:name="Medium List 1 Accent 6" w:semiHidden="0" w:uiPriority="65" w:unhideWhenUsed="0"/>
+    <w:lsdException w:name="Medium List 2 Accent 6" w:semiHidden="0" w:uiPriority="66" w:unhideWhenUsed="0"/>
+    <w:lsdException w:name="Medium Grid 1 Accent 6" w:semiHidden="0" w:uiPriority="67" w:unhideWhenUsed="0"/>
+    <w:lsdException w:name="Medium Grid 2 Accent 6" w:semiHidden="0" w:uiPriority="68" w:unhideWhenUsed="0"/>
+    <w:lsdException w:name="Medium Grid 3 Accent 6" w:semiHidden="0" w:uiPriority="69" w:unhideWhenUsed="0"/>
+    <w:lsdException w:name="Dark List Accent 6" w:semiHidden="0" w:uiPriority="70" w:unhideWhenUsed="0"/>
+    <w:lsdException w:name="Colorful Shading Accent 6" w:semiHidden="0" w:uiPriority="71" w:unhideWhenUsed="0"/>
+    <w:lsdException w:name="Colorful List Accent 6" w:semiHidden="0" w:uiPriority="72" w:unhideWhenUsed="0"/>
+    <w:lsdException w:name="Colorful Grid Accent 6" w:semiHidden="0" w:uiPriority="73" w:unhideWhenUsed="0"/>
+    <w:lsdException w:name="Subtle Emphasis" w:semiHidden="0" w:uiPriority="19" w:unhideWhenUsed="0" w:qFormat="1"/>
+    <w:lsdException w:name="Intense Emphasis" w:semiHidden="0" w:uiPriority="21" w:unhideWhenUsed="0" w:qFormat="1"/>
+    <w:lsdException w:name="Subtle Reference" w:semiHidden="0" w:uiPriority="31" w:unhideWhenUsed="0" w:qFormat="1"/>
+    <w:lsdException w:name="Intense Reference" w:semiHidden="0" w:uiPriority="32" w:unhideWhenUsed="0" w:qFormat="1"/>
+    <w:lsdException w:name="Book Title" w:semiHidden="0" w:uiPriority="33" w:unhideWhenUsed="0" w:qFormat="1"/>
+    <w:lsdException w:name="Bibliography" w:uiPriority="37"/>
+    <w:lsdException w:name="TOC Heading" w:uiPriority="39" w:qFormat="1"/>
+  </w:latentStyles>
+  <w:style w:type="paragraph" w:default="1" w:styleId="a">
+    <w:name w:val="Normal"/>
+    <w:qFormat/>
+  </w:style>
+  <w:style w:type="character" w:default="1" w:styleId="a0">
+    <w:name w:val="Default Paragraph Font"/>
+    <w:uiPriority w:val="1"/>
+    <w:semiHidden/>
+    <w:unhideWhenUsed/>
+  </w:style>
+  <w:style w:type="table" w:default="1" w:styleId="a1">
+    <w:name w:val="Normal Table"/>
+    <w:uiPriority w:val="99"/>
+    <w:semiHidden/>
+    <w:unhideWhenUsed/>
+    <w:tblPr>
+      <w:tblInd w:w="0" w:type="dxa"/>
+      <w:tblCellMar>
+        <w:top w:w="0" w:type="dxa"/>
+        <w:left w:w="108" w:type="dxa"/>
+        <w:bottom w:w="0" w:type="dxa"/>
+        <w:right w:w="108" w:type="dxa"/>
+      </w:tblCellMar>
+    </w:tblPr>
+  </w:style>
+  <w:style w:type="numbering" w:default="1" w:styleId="a2">
+    <w:name w:val="No List"/>
+    <w:uiPriority w:val="99"/>
+    <w:semiHidden/>
+    <w:unhideWhenUsed/>
   </w:style>
 </w:styles>
 </file>
@@ -1031,7 +1800,7 @@
 </file>
 
 <file path=customXml/itemProps1.xml><?xml version="1.0" encoding="utf-8"?>
-<ds:datastoreItem xmlns:ds="http://schemas.openxmlformats.org/officeDocument/2006/customXml" ds:itemID="{43E5C0D0-51AC-40A9-AFFA-043043AE4434}">
+<ds:datastoreItem xmlns:ds="http://schemas.openxmlformats.org/officeDocument/2006/customXml" ds:itemID="{0D22D054-4DC5-48F4-9838-60AA63EE7136}">
   <ds:schemaRefs>
     <ds:schemaRef ds:uri="http://schemas.openxmlformats.org/officeDocument/2006/bibliography"/>
   </ds:schemaRefs>
